--- a/2_Тайм менеджмент/Модуль 2/Модуль 2 Практичне завдання 2.docx
+++ b/2_Тайм менеджмент/Модуль 2/Модуль 2 Практичне завдання 2.docx
@@ -13817,6 +13817,525 @@
       </w:pPr>
     </w:p>
     <w:p/>
+    <w:p/>
+    <w:p>
+      <w:r>
+        <w:rPr>
+          <w:b/>
+          <w:sz w:val="26"/>
+        </w:rPr>
+        <w:t>Виконання завдання</w:t>
+      </w:r>
+    </w:p>
+    <w:p>
+      <w:r>
+        <w:t>Реєстраційний бланк я заповнив за власними даними: Фелонюк Сергій, дата обстеження — 12.06.2026, вік — 43 роки, стать — чоловіча, посада — бізнес-аналітик (EPAM). Опитувальник проходив самостійно, відповідав швидко, орієнтуючись на типові для себе робочі та побутові ситуації, без спроби «прикрасити» результат.</w:t>
+      </w:r>
+    </w:p>
+    <w:p>
+      <w:r>
+        <w:rPr>
+          <w:b/>
+          <w:sz w:val="26"/>
+        </w:rPr>
+        <w:t>Мої відповіді на опитувальник</w:t>
+      </w:r>
+    </w:p>
+    <w:p>
+      <w:r>
+        <w:t>Нижче подаю відповіді по всіх 40 питаннях у форматі «номер питання — відповідь» («+» згоден, «–» не згоден).</w:t>
+      </w:r>
+    </w:p>
+    <w:tbl>
+      <w:tblPr>
+        <w:tblW w:type="auto" w:w="0"/>
+        <w:tblLook w:firstColumn="1" w:firstRow="1" w:lastColumn="0" w:lastRow="0" w:noHBand="0" w:noVBand="1" w:val="04A0"/>
+      </w:tblPr>
+      <w:tblGrid>
+        <w:gridCol w:w="2339"/>
+        <w:gridCol w:w="2339"/>
+        <w:gridCol w:w="2339"/>
+        <w:gridCol w:w="2339"/>
+      </w:tblGrid>
+      <w:tr>
+        <w:tc>
+          <w:tcPr>
+            <w:tcW w:type="dxa" w:w="2339"/>
+          </w:tcPr>
+          <w:p>
+            <w:r>
+              <w:t>1: +</w:t>
+            </w:r>
+          </w:p>
+        </w:tc>
+        <w:tc>
+          <w:tcPr>
+            <w:tcW w:type="dxa" w:w="2339"/>
+          </w:tcPr>
+          <w:p>
+            <w:r>
+              <w:t>11: –</w:t>
+            </w:r>
+          </w:p>
+        </w:tc>
+        <w:tc>
+          <w:tcPr>
+            <w:tcW w:type="dxa" w:w="2339"/>
+          </w:tcPr>
+          <w:p>
+            <w:r>
+              <w:t>21: –</w:t>
+            </w:r>
+          </w:p>
+        </w:tc>
+        <w:tc>
+          <w:tcPr>
+            <w:tcW w:type="dxa" w:w="2339"/>
+          </w:tcPr>
+          <w:p>
+            <w:r>
+              <w:t>31: +</w:t>
+            </w:r>
+          </w:p>
+        </w:tc>
+      </w:tr>
+      <w:tr>
+        <w:tc>
+          <w:tcPr>
+            <w:tcW w:type="dxa" w:w="2339"/>
+          </w:tcPr>
+          <w:p>
+            <w:r>
+              <w:t>2: +</w:t>
+            </w:r>
+          </w:p>
+        </w:tc>
+        <w:tc>
+          <w:tcPr>
+            <w:tcW w:type="dxa" w:w="2339"/>
+          </w:tcPr>
+          <w:p>
+            <w:r>
+              <w:t>12: –</w:t>
+            </w:r>
+          </w:p>
+        </w:tc>
+        <w:tc>
+          <w:tcPr>
+            <w:tcW w:type="dxa" w:w="2339"/>
+          </w:tcPr>
+          <w:p>
+            <w:r>
+              <w:t>22: +</w:t>
+            </w:r>
+          </w:p>
+        </w:tc>
+        <w:tc>
+          <w:tcPr>
+            <w:tcW w:type="dxa" w:w="2339"/>
+          </w:tcPr>
+          <w:p>
+            <w:r>
+              <w:t>32: –</w:t>
+            </w:r>
+          </w:p>
+        </w:tc>
+      </w:tr>
+      <w:tr>
+        <w:tc>
+          <w:tcPr>
+            <w:tcW w:type="dxa" w:w="2339"/>
+          </w:tcPr>
+          <w:p>
+            <w:r>
+              <w:t>3: –</w:t>
+            </w:r>
+          </w:p>
+        </w:tc>
+        <w:tc>
+          <w:tcPr>
+            <w:tcW w:type="dxa" w:w="2339"/>
+          </w:tcPr>
+          <w:p>
+            <w:r>
+              <w:t>13: +</w:t>
+            </w:r>
+          </w:p>
+        </w:tc>
+        <w:tc>
+          <w:tcPr>
+            <w:tcW w:type="dxa" w:w="2339"/>
+          </w:tcPr>
+          <w:p>
+            <w:r>
+              <w:t>23: –</w:t>
+            </w:r>
+          </w:p>
+        </w:tc>
+        <w:tc>
+          <w:tcPr>
+            <w:tcW w:type="dxa" w:w="2339"/>
+          </w:tcPr>
+          <w:p>
+            <w:r>
+              <w:t>33: +</w:t>
+            </w:r>
+          </w:p>
+        </w:tc>
+      </w:tr>
+      <w:tr>
+        <w:tc>
+          <w:tcPr>
+            <w:tcW w:type="dxa" w:w="2339"/>
+          </w:tcPr>
+          <w:p>
+            <w:r>
+              <w:t>4: –</w:t>
+            </w:r>
+          </w:p>
+        </w:tc>
+        <w:tc>
+          <w:tcPr>
+            <w:tcW w:type="dxa" w:w="2339"/>
+          </w:tcPr>
+          <w:p>
+            <w:r>
+              <w:t>14: +</w:t>
+            </w:r>
+          </w:p>
+        </w:tc>
+        <w:tc>
+          <w:tcPr>
+            <w:tcW w:type="dxa" w:w="2339"/>
+          </w:tcPr>
+          <w:p>
+            <w:r>
+              <w:t>24: +</w:t>
+            </w:r>
+          </w:p>
+        </w:tc>
+        <w:tc>
+          <w:tcPr>
+            <w:tcW w:type="dxa" w:w="2339"/>
+          </w:tcPr>
+          <w:p>
+            <w:r>
+              <w:t>34: +</w:t>
+            </w:r>
+          </w:p>
+        </w:tc>
+      </w:tr>
+      <w:tr>
+        <w:tc>
+          <w:tcPr>
+            <w:tcW w:type="dxa" w:w="2339"/>
+          </w:tcPr>
+          <w:p>
+            <w:r>
+              <w:t>5: –</w:t>
+            </w:r>
+          </w:p>
+        </w:tc>
+        <w:tc>
+          <w:tcPr>
+            <w:tcW w:type="dxa" w:w="2339"/>
+          </w:tcPr>
+          <w:p>
+            <w:r>
+              <w:t>15: –</w:t>
+            </w:r>
+          </w:p>
+        </w:tc>
+        <w:tc>
+          <w:tcPr>
+            <w:tcW w:type="dxa" w:w="2339"/>
+          </w:tcPr>
+          <w:p>
+            <w:r>
+              <w:t>25: +</w:t>
+            </w:r>
+          </w:p>
+        </w:tc>
+        <w:tc>
+          <w:tcPr>
+            <w:tcW w:type="dxa" w:w="2339"/>
+          </w:tcPr>
+          <w:p>
+            <w:r>
+              <w:t>35: –</w:t>
+            </w:r>
+          </w:p>
+        </w:tc>
+      </w:tr>
+      <w:tr>
+        <w:tc>
+          <w:tcPr>
+            <w:tcW w:type="dxa" w:w="2339"/>
+          </w:tcPr>
+          <w:p>
+            <w:r>
+              <w:t>6: –</w:t>
+            </w:r>
+          </w:p>
+        </w:tc>
+        <w:tc>
+          <w:tcPr>
+            <w:tcW w:type="dxa" w:w="2339"/>
+          </w:tcPr>
+          <w:p>
+            <w:r>
+              <w:t>16: –</w:t>
+            </w:r>
+          </w:p>
+        </w:tc>
+        <w:tc>
+          <w:tcPr>
+            <w:tcW w:type="dxa" w:w="2339"/>
+          </w:tcPr>
+          <w:p>
+            <w:r>
+              <w:t>26: +</w:t>
+            </w:r>
+          </w:p>
+        </w:tc>
+        <w:tc>
+          <w:tcPr>
+            <w:tcW w:type="dxa" w:w="2339"/>
+          </w:tcPr>
+          <w:p>
+            <w:r>
+              <w:t>36: –</w:t>
+            </w:r>
+          </w:p>
+        </w:tc>
+      </w:tr>
+      <w:tr>
+        <w:tc>
+          <w:tcPr>
+            <w:tcW w:type="dxa" w:w="2339"/>
+          </w:tcPr>
+          <w:p>
+            <w:r>
+              <w:t>7: +</w:t>
+            </w:r>
+          </w:p>
+        </w:tc>
+        <w:tc>
+          <w:tcPr>
+            <w:tcW w:type="dxa" w:w="2339"/>
+          </w:tcPr>
+          <w:p>
+            <w:r>
+              <w:t>17: +</w:t>
+            </w:r>
+          </w:p>
+        </w:tc>
+        <w:tc>
+          <w:tcPr>
+            <w:tcW w:type="dxa" w:w="2339"/>
+          </w:tcPr>
+          <w:p>
+            <w:r>
+              <w:t>27: –</w:t>
+            </w:r>
+          </w:p>
+        </w:tc>
+        <w:tc>
+          <w:tcPr>
+            <w:tcW w:type="dxa" w:w="2339"/>
+          </w:tcPr>
+          <w:p>
+            <w:r>
+              <w:t>37: +</w:t>
+            </w:r>
+          </w:p>
+        </w:tc>
+      </w:tr>
+      <w:tr>
+        <w:tc>
+          <w:tcPr>
+            <w:tcW w:type="dxa" w:w="2339"/>
+          </w:tcPr>
+          <w:p>
+            <w:r>
+              <w:t>8: –</w:t>
+            </w:r>
+          </w:p>
+        </w:tc>
+        <w:tc>
+          <w:tcPr>
+            <w:tcW w:type="dxa" w:w="2339"/>
+          </w:tcPr>
+          <w:p>
+            <w:r>
+              <w:t>18: +</w:t>
+            </w:r>
+          </w:p>
+        </w:tc>
+        <w:tc>
+          <w:tcPr>
+            <w:tcW w:type="dxa" w:w="2339"/>
+          </w:tcPr>
+          <w:p>
+            <w:r>
+              <w:t>28: –</w:t>
+            </w:r>
+          </w:p>
+        </w:tc>
+        <w:tc>
+          <w:tcPr>
+            <w:tcW w:type="dxa" w:w="2339"/>
+          </w:tcPr>
+          <w:p>
+            <w:r>
+              <w:t>38: –</w:t>
+            </w:r>
+          </w:p>
+        </w:tc>
+      </w:tr>
+      <w:tr>
+        <w:tc>
+          <w:tcPr>
+            <w:tcW w:type="dxa" w:w="2339"/>
+          </w:tcPr>
+          <w:p>
+            <w:r>
+              <w:t>9: +</w:t>
+            </w:r>
+          </w:p>
+        </w:tc>
+        <w:tc>
+          <w:tcPr>
+            <w:tcW w:type="dxa" w:w="2339"/>
+          </w:tcPr>
+          <w:p>
+            <w:r>
+              <w:t>19: +</w:t>
+            </w:r>
+          </w:p>
+        </w:tc>
+        <w:tc>
+          <w:tcPr>
+            <w:tcW w:type="dxa" w:w="2339"/>
+          </w:tcPr>
+          <w:p>
+            <w:r>
+              <w:t>29: +</w:t>
+            </w:r>
+          </w:p>
+        </w:tc>
+        <w:tc>
+          <w:tcPr>
+            <w:tcW w:type="dxa" w:w="2339"/>
+          </w:tcPr>
+          <w:p>
+            <w:r>
+              <w:t>39: –</w:t>
+            </w:r>
+          </w:p>
+        </w:tc>
+      </w:tr>
+      <w:tr>
+        <w:tc>
+          <w:tcPr>
+            <w:tcW w:type="dxa" w:w="2339"/>
+          </w:tcPr>
+          <w:p>
+            <w:r>
+              <w:t>10: –</w:t>
+            </w:r>
+          </w:p>
+        </w:tc>
+        <w:tc>
+          <w:tcPr>
+            <w:tcW w:type="dxa" w:w="2339"/>
+          </w:tcPr>
+          <w:p>
+            <w:r>
+              <w:t>20: –</w:t>
+            </w:r>
+          </w:p>
+        </w:tc>
+        <w:tc>
+          <w:tcPr>
+            <w:tcW w:type="dxa" w:w="2339"/>
+          </w:tcPr>
+          <w:p>
+            <w:r>
+              <w:t>30: –</w:t>
+            </w:r>
+          </w:p>
+        </w:tc>
+        <w:tc>
+          <w:tcPr>
+            <w:tcW w:type="dxa" w:w="2339"/>
+          </w:tcPr>
+          <w:p>
+            <w:r>
+              <w:t>40: –</w:t>
+            </w:r>
+          </w:p>
+        </w:tc>
+      </w:tr>
+    </w:tbl>
+    <w:p>
+      <w:r>
+        <w:rPr>
+          <w:b/>
+          <w:sz w:val="26"/>
+        </w:rPr>
+        <w:t>Обробка результатів</w:t>
+      </w:r>
+    </w:p>
+    <w:p>
+      <w:r>
+        <w:t>Зіставивши свої відповіді з «ключем», я отримав 15 збігів за комунікативною шкалою (Кх = 15) і 15 збігів за організаторською (Ох = 15). Звідси оціночні коефіцієнти:</w:t>
+      </w:r>
+    </w:p>
+    <w:p>
+      <w:r>
+        <w:t>Кк = Кх / 20 = 15 / 20 = 0,75;</w:t>
+      </w:r>
+    </w:p>
+    <w:p>
+      <w:r>
+        <w:t>Ко = Ох / 20 = 15 / 20 = 0,75.</w:t>
+      </w:r>
+    </w:p>
+    <w:p>
+      <w:r>
+        <w:t>За шкалою оцінок коефіцієнт Кк = 0,75 потрапляє в діапазон 0,66–0,75, а Ко = 0,75 — у діапазон 0,71–0,80. Обом показникам відповідає шкальна оцінка «4», тобто високий рівень прояву і комунікативних, і організаторських схильностей.</w:t>
+      </w:r>
+    </w:p>
+    <w:p>
+      <w:r>
+        <w:rPr>
+          <w:b/>
+          <w:sz w:val="26"/>
+        </w:rPr>
+        <w:t>Інтерпретація результатів (мій коментар)</w:t>
+      </w:r>
+    </w:p>
+    <w:p>
+      <w:r>
+        <w:t>Високий рівень за обома шкалами загалом збігається з моїм власним відчуттям себе і з характером роботи. Як бізнес-аналітик я щодня працюю на стику людей і завдань: збираю вимоги від замовників і команди, узгоджую суперечливі позиції, виступаю перед групою на демо та воркшопах. Тому не дивно, що в новій обстановці я не розгублююся, доволі легко встановлюю контакт із незнайомими людьми й людьми значно старшими за віком, без особливих зусиль можу оживити малознайому компанію та відстояти власну позицію, коли вважаю її обґрунтованою.</w:t>
+      </w:r>
+    </w:p>
+    <w:p>
+      <w:r>
+        <w:t>Водночас тест добре «підсвітив» і ті нюанси, які я за собою помічаю. Я свідомо не прагну безмежно розширювати коло знайомств — мені комфортніше тримати порівняно вузьке, але якісне оточення, і час від часу я цілком свідомо обираю усамітнення та зосереджену роботу замість постійного перебування серед людей. Саме через це кілька відповідей розійшлися з «ідеальним» комунікативним профілем — і це, як на мене, радше ознака зрілої вибірковості, ніж брак товариськості.</w:t>
+      </w:r>
+    </w:p>
+    <w:p>
+      <w:r>
+        <w:t>Що стосується організаторських схильностей, то висока оцінка теж виглядає логічною: я не люблю залишати справи незавершеними, рідко відкладаю на потім те, що можна зробити сьогодні, і зазвичай беру ініціативу на себе, коли питання зачіпає спільний результат. Слабше місце — формальна «громадська» активність та організація суто розважальних заходів: тут мене тягне менше, і саме ці пункти трохи знизили підсумковий коефіцієнт.</w:t>
+      </w:r>
+    </w:p>
+    <w:p>
+      <w:r>
+        <w:t>Для тайм-менеджменту висновок для себе роблю такий: розвинені комунікативні й організаторські схильності — це ресурс, який варто свідомо спрямовувати. Високий рівень контактності означає, що до мене часто звертаються по допомогу й узгодження, а це з’їдає робочий час. Тому мені важливо поєднувати відкритість до людей із чіткими межами власного часу — планувати «вікна» для глибокої роботи й делегувати частину організаційних завдань, спираючись саме на ту ініціативність, яку показав тест.</w:t>
+      </w:r>
+    </w:p>
     <w:sectPr>
       <w:pgSz w:w="11906" w:h="16838"/>
       <w:pgMar w:top="1134" w:right="850" w:bottom="1134" w:left="1701" w:header="708" w:footer="708" w:gutter="0"/>

--- a/2_Тайм менеджмент/Модуль 2/Модуль 2 Практичне завдання 2.docx
+++ b/2_Тайм менеджмент/Модуль 2/Модуль 2 Практичне завдання 2.docx
@@ -13916,7 +13916,7 @@
           </w:tcPr>
           <w:p>
             <w:r>
-              <w:t>12: –</w:t>
+              <w:t>12: +</w:t>
             </w:r>
           </w:p>
         </w:tc>
@@ -14010,7 +14010,7 @@
           </w:tcPr>
           <w:p>
             <w:r>
-              <w:t>24: +</w:t>
+              <w:t>24: –</w:t>
             </w:r>
           </w:p>
         </w:tc>
@@ -14104,7 +14104,7 @@
           </w:tcPr>
           <w:p>
             <w:r>
-              <w:t>36: –</w:t>
+              <w:t>36: +</w:t>
             </w:r>
           </w:p>
         </w:tc>
@@ -14289,7 +14289,7 @@
     </w:p>
     <w:p>
       <w:r>
-        <w:t>Зіставивши свої відповіді з «ключем», я отримав 15 збігів за комунікативною шкалою (Кх = 15) і 15 збігів за організаторською (Ох = 15). Звідси оціночні коефіцієнти:</w:t>
+        <w:t>Зіставивши свої відповіді з «ключем», я отримав 15 збігів за комунікативною шкалою (Кх = 15) і 14 збігів за організаторською (Ох = 14). Звідси оціночні коефіцієнти:</w:t>
       </w:r>
     </w:p>
     <w:p>
@@ -14299,12 +14299,12 @@
     </w:p>
     <w:p>
       <w:r>
-        <w:t>Ко = Ох / 20 = 15 / 20 = 0,75.</w:t>
+        <w:t>Ко = Ох / 20 = 14 / 20 = 0,70.</w:t>
       </w:r>
     </w:p>
     <w:p>
       <w:r>
-        <w:t>За шкалою оцінок коефіцієнт Кк = 0,75 потрапляє в діапазон 0,66–0,75, а Ко = 0,75 — у діапазон 0,71–0,80. Обом показникам відповідає шкальна оцінка «4», тобто високий рівень прояву і комунікативних, і організаторських схильностей.</w:t>
+        <w:t>За шкалою оцінок коефіцієнт Кк = 0,75 потрапляє в діапазон 0,66–0,75, що відповідає шкальній оцінці «4» — високий рівень комунікативних схильностей. Коефіцієнт Ко = 0,70 потрапляє в діапазон 0,66–0,70, тобто шкальна оцінка «3» — середній рівень організаторських схильностей.</w:t>
       </w:r>
     </w:p>
     <w:p>
@@ -14318,7 +14318,7 @@
     </w:p>
     <w:p>
       <w:r>
-        <w:t>Високий рівень за обома шкалами загалом збігається з моїм власним відчуттям себе і з характером роботи. Як бізнес-аналітик я щодня працюю на стику людей і завдань: збираю вимоги від замовників і команди, узгоджую суперечливі позиції, виступаю перед групою на демо та воркшопах. Тому не дивно, що в новій обстановці я не розгублююся, доволі легко встановлюю контакт із незнайомими людьми й людьми значно старшими за віком, без особливих зусиль можу оживити малознайому компанію та відстояти власну позицію, коли вважаю її обґрунтованою.</w:t>
+        <w:t>Високий рівень комунікативних схильностей загалом збігається з моїм власним відчуттям себе і з характером роботи. Як бізнес-аналітик я щодня працюю на стику людей і завдань: збираю вимоги від замовників і команди, узгоджую суперечливі позиції, виступаю перед групою на демо та воркшопах. Тому не дивно, що в новій обстановці я не розгублююся, доволі легко встановлюю контакт із незнайомими людьми й людьми значно старшими за віком, без особливих зусиль можу оживити малознайому компанію та відстояти власну позицію, коли вважаю її обґрунтованою.</w:t>
       </w:r>
     </w:p>
     <w:p>
@@ -14328,12 +14328,12 @@
     </w:p>
     <w:p>
       <w:r>
-        <w:t>Що стосується організаторських схильностей, то висока оцінка теж виглядає логічною: я не люблю залишати справи незавершеними, рідко відкладаю на потім те, що можна зробити сьогодні, і зазвичай беру ініціативу на себе, коли питання зачіпає спільний результат. Слабше місце — формальна «громадська» активність та організація суто розважальних заходів: тут мене тягне менше, і саме ці пункти трохи знизили підсумковий коефіцієнт.</w:t>
+        <w:t>Що стосується організаторських схильностей, то середня оцінка видається мені цілком чесною. З одного боку, я зазвичай беру ініціативу на себе, коли питання зачіпає спільний результат, і вмію організувати роботу навколо завдання. З іншого боку, особиста самоорганізація — радше моє слабке місце: я схильний відкладати справи на потім і часом запізнююся, тож пунктуальність і доведення дрібних задач до кінця даються мені складніше. Саме ці пункти, а також невелика тяга до суто формальної «громадської» активності, і знизили підсумковий коефіцієнт до середнього рівня.</w:t>
       </w:r>
     </w:p>
     <w:p>
       <w:r>
-        <w:t>Для тайм-менеджменту висновок для себе роблю такий: розвинені комунікативні й організаторські схильності — це ресурс, який варто свідомо спрямовувати. Високий рівень контактності означає, що до мене часто звертаються по допомогу й узгодження, а це з’їдає робочий час. Тому мені важливо поєднувати відкритість до людей із чіткими межами власного часу — планувати «вікна» для глибокої роботи й делегувати частину організаційних завдань, спираючись саме на ту ініціативність, яку показав тест.</w:t>
+        <w:t>Для тайм-менеджменту висновок для себе роблю такий: комунікативні схильності в мене розвинені, а організаторські — на середньому рівні, і саме над особистою самоорганізацією варто свідомо працювати. Висока контактність означає, що до мене часто звертаються по допомогу й узгодження, а це з’їдає робочий час. Тому мені важливо поєднувати відкритість до людей із чіткими межами власного часу — планувати «вікна» для глибокої роботи, боротися зі схильністю відкладати й делегувати частину організаційних завдань, спираючись на властиву мені ініціативність.</w:t>
       </w:r>
     </w:p>
     <w:sectPr>

--- a/2_Тайм менеджмент/Модуль 2/Модуль 2 Практичне завдання 2.docx
+++ b/2_Тайм менеджмент/Модуль 2/Модуль 2 Практичне завдання 2.docx
@@ -13817,6 +13817,155 @@
       </w:pPr>
     </w:p>
     <w:p/>
+    <w:p>
+      <w:pPr>
+        <w:jc w:val="center"/>
+      </w:pPr>
+      <w:r>
+        <w:rPr>
+          <w:b/>
+          <w:sz w:val="28"/>
+        </w:rPr>
+        <w:t>РЕЗУЛЬТАТИ ТЕСТУВАННЯ</w:t>
+      </w:r>
+    </w:p>
+    <w:p/>
+    <w:p>
+      <w:r>
+        <w:t>П.І.Б.: Студент 3-го курсу економічного факультету</w:t>
+      </w:r>
+    </w:p>
+    <w:p/>
+    <w:p>
+      <w:r>
+        <w:rPr>
+          <w:b/>
+        </w:rPr>
+        <w:t>Відповіді на питання опитувальника КОС:</w:t>
+      </w:r>
+    </w:p>
+    <w:p>
+      <w:r>
+        <w:t>1. Так     2. Так     3. Так     4. Ні</w:t>
+      </w:r>
+    </w:p>
+    <w:p>
+      <w:r>
+        <w:t>5. Так     6. Так     7. Ні     8. Так</w:t>
+      </w:r>
+    </w:p>
+    <w:p>
+      <w:r>
+        <w:t>9. Так     10. Так     11. Так     12. Так</w:t>
+      </w:r>
+    </w:p>
+    <w:p>
+      <w:r>
+        <w:t>13. Так     14. Так     15. Ні     16. Так</w:t>
+      </w:r>
+    </w:p>
+    <w:p>
+      <w:r>
+        <w:t>17. Так     18. Так     19. Ні     20. Так</w:t>
+      </w:r>
+    </w:p>
+    <w:p>
+      <w:r>
+        <w:t>21. Так     22. Так     23. Ні     24. Ні</w:t>
+      </w:r>
+    </w:p>
+    <w:p>
+      <w:r>
+        <w:t>25. Так     26. Так     27. Так     28. Ні</w:t>
+      </w:r>
+    </w:p>
+    <w:p>
+      <w:r>
+        <w:t>29. Ні     30. Так     31. Ні     32. Ні</w:t>
+      </w:r>
+    </w:p>
+    <w:p>
+      <w:r>
+        <w:t>33. Так     34. Так     35. Так     36. Ні</w:t>
+      </w:r>
+    </w:p>
+    <w:p>
+      <w:r>
+        <w:t>37. Так     38. Ні     39. Ні     40. Ні</w:t>
+      </w:r>
+    </w:p>
+    <w:p/>
+    <w:p>
+      <w:r>
+        <w:rPr>
+          <w:b/>
+        </w:rPr>
+        <w:t>Обробка результатів:</w:t>
+      </w:r>
+    </w:p>
+    <w:p>
+      <w:r>
+        <w:t>Кількість збігів за комунікативними схильностями (Кх) = 15</w:t>
+      </w:r>
+    </w:p>
+    <w:p>
+      <w:r>
+        <w:t>Кількість збігів за організаторськими схильностями (Ох) = 15</w:t>
+      </w:r>
+    </w:p>
+    <w:p>
+      <w:r>
+        <w:t>Коефіцієнт комунікативних схильностей: Кк = Кх / 20 = 15 / 20 = 0.75</w:t>
+      </w:r>
+    </w:p>
+    <w:p>
+      <w:r>
+        <w:t>Коефіцієнт організаторських схильностей: Ко = Ох / 20 = 15 / 20 = 0.75</w:t>
+      </w:r>
+    </w:p>
+    <w:p>
+      <w:r>
+        <w:t>Шкальна оцінка комунікативних схильностей: 4</w:t>
+      </w:r>
+    </w:p>
+    <w:p>
+      <w:r>
+        <w:t>Шкальна оцінка організаторських схильностей: 4</w:t>
+      </w:r>
+    </w:p>
+    <w:p/>
+    <w:p>
+      <w:r>
+        <w:rPr>
+          <w:b/>
+        </w:rPr>
+        <w:t>Інтерпретація результатів:</w:t>
+      </w:r>
+    </w:p>
+    <w:p>
+      <w:r>
+        <w:t>Комунікативні схильності (оцінка 4): Високий рівень прояву комунікативних схильностей. Не розгублюється в новій обстановці, швидко знаходить друзів, постійно прагне розширити коло знайомих, виявляє ініціативу в спілкуванні, із задоволенням бере участь в організації громадських заходів, здатний прийняти самостійне рішення у важкій ситуації.</w:t>
+      </w:r>
+    </w:p>
+    <w:p>
+      <w:r>
+        <w:t>Організаторські схильності (оцінка 4): Високий рівень прояву організаторських схильностей. Займається громадською діяльністю, допомагає близьким, друзям, виявляє ініціативу, здатний прийняти самостійне рішення у важкій ситуації. Все це робить не з примусу, а згідно з внутрішніми прагненнями.</w:t>
+      </w:r>
+    </w:p>
+    <w:p/>
+    <w:p>
+      <w:r>
+        <w:rPr>
+          <w:b/>
+        </w:rPr>
+        <w:t>Висновок:</w:t>
+      </w:r>
+    </w:p>
+    <w:p>
+      <w:r>
+        <w:t>Результати тестування показують, що як комунікативні, так і організаторські схильності знаходяться на високому рівні (шкальна оцінка 4). Це свідчить про те, що студент 3-го курсу економічного факультету має добре розвинені навички спілкування та організації. Він легко встановлює контакти з новими людьми, не розгублюється в незнайомій обстановці, бере активну участь у громадському житті колективу. Водночас, є потенціал для подальшого розвитку цих якостей, особливо в контексті майбутньої професійної діяльності економіста, де комунікативні та організаторські здібності є надзвичайно важливими. Рекомендується продовжувати розвивати ці навички через участь у студентському самоврядуванні, командних проєктах та публічних виступах.</w:t>
+      </w:r>
+    </w:p>
     <w:sectPr>
       <w:pgSz w:w="11906" w:h="16838"/>
       <w:pgMar w:top="1134" w:right="850" w:bottom="1134" w:left="1701" w:header="708" w:footer="708" w:gutter="0"/>
